--- a/assets/client-templates/docx/retrospective-protocol.template.docx
+++ b/assets/client-templates/docx/retrospective-protocol.template.docx
@@ -1293,14 +1293,6 @@
       </w:pPr>
       <w:r>
         <w:t>8. STUDY PROCEDURE ..................................................................... 5</w:t>
-      </w:r>
-    </w:p>
-    <w:p>
-      <w:pPr>
-        <w:spacing w:before="0" w:after="80"/>
-      </w:pPr>
-      <w:r>
-        <w:t>8.1. Informed Consent / Subject enrollment ............................................. 5</w:t>
       </w:r>
     </w:p>
     <w:p>

--- a/assets/client-templates/docx/retrospective-protocol.template.docx
+++ b/assets/client-templates/docx/retrospective-protocol.template.docx
@@ -237,13 +237,13 @@
               <w:rPr>
                 <w:rtl w:val="0"/>
               </w:rPr>
-              <w:t xml:space="preserve">Version</w:t>
+              <w:t>Version</w:t>
             </w:r>
             <w:r>
               <w:rPr>
                 <w:rtl w:val="0"/>
               </w:rPr>
-              <w:t xml:space="preserve"> 1.0</w:t>
+              <w:t xml:space="preserve"> {version}</w:t>
             </w:r>
           </w:p>
         </w:tc>
@@ -2446,6 +2446,10 @@
     <w:sectPr>
       <w:headerReference r:id="rId10" w:type="default"/>
       <w:footerReference r:id="rId11" w:type="default"/>
+      <w:headerReference w:type="first" r:id="rId12"/>
+      <w:footerReference w:type="first" r:id="rId13"/>
+      <w:headerReference w:type="even" r:id="rId14"/>
+      <w:footerReference w:type="even" r:id="rId15"/>
       <w:pgSz w:h="16834" w:w="11909" w:orient="portrait"/>
       <w:pgMar w:bottom="1440" w:top="1440" w:left="1440" w:right="1440" w:header="283" w:footer="720"/>
     </w:sectPr>
@@ -2464,6 +2468,26 @@
         <w:rtl w:val="0"/>
       </w:rPr>
     </w:r>
+  </w:p>
+</w:ftr>
+</file>
+
+<file path=word/footer2.xml><?xml version="1.0" encoding="utf-8"?>
+<w:ftr xmlns:m="http://schemas.openxmlformats.org/officeDocument/2006/math" xmlns:mc="http://schemas.openxmlformats.org/markup-compatibility/2006" xmlns:mo="http://schemas.microsoft.com/office/mac/office/2008/main" xmlns:mv="urn:schemas-microsoft-com:mac:vml" xmlns:o="urn:schemas-microsoft-com:office:office" xmlns:r="http://schemas.openxmlformats.org/officeDocument/2006/relationships" xmlns:v="urn:schemas-microsoft-com:vml" xmlns:w10="urn:schemas-microsoft-com:office:word" xmlns:w14="http://schemas.microsoft.com/office/word/2010/wordml" xmlns:w="http://schemas.openxmlformats.org/wordprocessingml/2006/main" xmlns:wne="http://schemas.microsoft.com/office/word/2006/wordml" xmlns:wp14="http://schemas.microsoft.com/office/word/2010/wordprocessingDrawing" xmlns:wp="http://schemas.openxmlformats.org/drawingml/2006/wordprocessingDrawing" xmlns:wpc="http://schemas.microsoft.com/office/word/2010/wordprocessingCanvas" xmlns:wpg="http://schemas.microsoft.com/office/word/2010/wordprocessingGroup" xmlns:wpi="http://schemas.microsoft.com/office/word/2010/wordprocessingInk" xmlns:wps="http://schemas.microsoft.com/office/word/2010/wordprocessingShape" mc:Ignorable="w14 wp14">
+  <w:p>
+    <w:pPr>
+      <w:pStyle w:val="Footer"/>
+    </w:pPr>
+  </w:p>
+</w:ftr>
+</file>
+
+<file path=word/footer3.xml><?xml version="1.0" encoding="utf-8"?>
+<w:ftr xmlns:m="http://schemas.openxmlformats.org/officeDocument/2006/math" xmlns:mc="http://schemas.openxmlformats.org/markup-compatibility/2006" xmlns:mo="http://schemas.microsoft.com/office/mac/office/2008/main" xmlns:mv="urn:schemas-microsoft-com:mac:vml" xmlns:o="urn:schemas-microsoft-com:office:office" xmlns:r="http://schemas.openxmlformats.org/officeDocument/2006/relationships" xmlns:v="urn:schemas-microsoft-com:vml" xmlns:w10="urn:schemas-microsoft-com:office:word" xmlns:w14="http://schemas.microsoft.com/office/word/2010/wordml" xmlns:w="http://schemas.openxmlformats.org/wordprocessingml/2006/main" xmlns:wne="http://schemas.microsoft.com/office/word/2006/wordml" xmlns:wp14="http://schemas.microsoft.com/office/word/2010/wordprocessingDrawing" xmlns:wp="http://schemas.openxmlformats.org/drawingml/2006/wordprocessingDrawing" xmlns:wpc="http://schemas.microsoft.com/office/word/2010/wordprocessingCanvas" xmlns:wpg="http://schemas.microsoft.com/office/word/2010/wordprocessingGroup" xmlns:wpi="http://schemas.microsoft.com/office/word/2010/wordprocessingInk" xmlns:wps="http://schemas.microsoft.com/office/word/2010/wordprocessingShape" mc:Ignorable="w14 wp14">
+  <w:p>
+    <w:pPr>
+      <w:pStyle w:val="Footer"/>
+    </w:pPr>
   </w:p>
 </w:ftr>
 </file>
@@ -2596,6 +2620,20 @@
               <w:rtl w:val="0"/>
             </w:rPr>
           </w:r>
+          <w:r>
+            <w:t xml:space="preserve"> of </w:t>
+          </w:r>
+          <w:r>
+            <w:rPr>
+              <w:rFonts w:ascii="Verdana" w:hAnsi="Verdana"/>
+              <w:sz w:val="16"/>
+            </w:rPr>
+            <w:fldChar w:fldCharType="begin"/>
+            <w:instrText xml:space="preserve"> NUMPAGES </w:instrText>
+            <w:fldChar w:fldCharType="separate"/>
+            <w:t>1</w:t>
+            <w:fldChar w:fldCharType="end"/>
+          </w:r>
         </w:p>
       </w:tc>
     </w:tr>
@@ -2628,7 +2666,7 @@
               <w:szCs w:val="20.15999984741211"/>
               <w:rtl w:val="0"/>
             </w:rPr>
-            <w:t xml:space="preserve">v 1.0</w:t>
+            <w:t>v {version}</w:t>
           </w:r>
         </w:p>
       </w:tc>
@@ -2677,6 +2715,26 @@
         <w:rtl w:val="0"/>
       </w:rPr>
     </w:r>
+  </w:p>
+</w:hdr>
+</file>
+
+<file path=word/header2.xml><?xml version="1.0" encoding="utf-8"?>
+<w:hdr xmlns:m="http://schemas.openxmlformats.org/officeDocument/2006/math" xmlns:mc="http://schemas.openxmlformats.org/markup-compatibility/2006" xmlns:mo="http://schemas.microsoft.com/office/mac/office/2008/main" xmlns:mv="urn:schemas-microsoft-com:mac:vml" xmlns:o="urn:schemas-microsoft-com:office:office" xmlns:r="http://schemas.openxmlformats.org/officeDocument/2006/relationships" xmlns:v="urn:schemas-microsoft-com:vml" xmlns:w10="urn:schemas-microsoft-com:office:word" xmlns:w14="http://schemas.microsoft.com/office/word/2010/wordml" xmlns:w="http://schemas.openxmlformats.org/wordprocessingml/2006/main" xmlns:wne="http://schemas.microsoft.com/office/word/2006/wordml" xmlns:wp14="http://schemas.microsoft.com/office/word/2010/wordprocessingDrawing" xmlns:wp="http://schemas.openxmlformats.org/drawingml/2006/wordprocessingDrawing" xmlns:wpc="http://schemas.microsoft.com/office/word/2010/wordprocessingCanvas" xmlns:wpg="http://schemas.microsoft.com/office/word/2010/wordprocessingGroup" xmlns:wpi="http://schemas.microsoft.com/office/word/2010/wordprocessingInk" xmlns:wps="http://schemas.microsoft.com/office/word/2010/wordprocessingShape" mc:Ignorable="w14 wp14">
+  <w:p>
+    <w:pPr>
+      <w:pStyle w:val="Header"/>
+    </w:pPr>
+  </w:p>
+</w:hdr>
+</file>
+
+<file path=word/header3.xml><?xml version="1.0" encoding="utf-8"?>
+<w:hdr xmlns:m="http://schemas.openxmlformats.org/officeDocument/2006/math" xmlns:mc="http://schemas.openxmlformats.org/markup-compatibility/2006" xmlns:mo="http://schemas.microsoft.com/office/mac/office/2008/main" xmlns:mv="urn:schemas-microsoft-com:mac:vml" xmlns:o="urn:schemas-microsoft-com:office:office" xmlns:r="http://schemas.openxmlformats.org/officeDocument/2006/relationships" xmlns:v="urn:schemas-microsoft-com:vml" xmlns:w10="urn:schemas-microsoft-com:office:word" xmlns:w14="http://schemas.microsoft.com/office/word/2010/wordml" xmlns:w="http://schemas.openxmlformats.org/wordprocessingml/2006/main" xmlns:wne="http://schemas.microsoft.com/office/word/2006/wordml" xmlns:wp14="http://schemas.microsoft.com/office/word/2010/wordprocessingDrawing" xmlns:wp="http://schemas.openxmlformats.org/drawingml/2006/wordprocessingDrawing" xmlns:wpc="http://schemas.microsoft.com/office/word/2010/wordprocessingCanvas" xmlns:wpg="http://schemas.microsoft.com/office/word/2010/wordprocessingGroup" xmlns:wpi="http://schemas.microsoft.com/office/word/2010/wordprocessingInk" xmlns:wps="http://schemas.microsoft.com/office/word/2010/wordprocessingShape" mc:Ignorable="w14 wp14">
+  <w:p>
+    <w:pPr>
+      <w:pStyle w:val="Header"/>
+    </w:pPr>
   </w:p>
 </w:hdr>
 </file>
